--- a/resources/templates/template_016_转正申请书（本人手写）.docx
+++ b/resources/templates/template_016_转正申请书（本人手写）.docx
@@ -3,136 +3,21 @@
 <w:document xmlns:wpc="http://schemas.microsoft.com/office/word/2010/wordprocessingCanvas" xmlns:mc="http://schemas.openxmlformats.org/markup-compatibility/2006" xmlns:o="urn:schemas-microsoft-com:office:office" xmlns:r="http://schemas.openxmlformats.org/officeDocument/2006/relationships" xmlns:m="http://schemas.openxmlformats.org/officeDocument/2006/math" xmlns:v="urn:schemas-microsoft-com:vml" xmlns:wp14="http://schemas.microsoft.com/office/word/2010/wordprocessingDrawing" xmlns:wp="http://schemas.openxmlformats.org/drawingml/2006/wordprocessingDrawing" xmlns:w="http://schemas.openxmlformats.org/wordprocessingml/2006/main" xmlns:w14="http://schemas.microsoft.com/office/word/2010/wordml" xmlns:w10="urn:schemas-microsoft-com:office:word" xmlns:w15="http://schemas.microsoft.com/office/word/2012/wordml" xmlns:wpg="http://schemas.microsoft.com/office/word/2010/wordprocessingGroup" xmlns:wpi="http://schemas.microsoft.com/office/word/2010/wordprocessingInk" xmlns:wne="http://schemas.microsoft.com/office/word/2006/wordml" xmlns:wps="http://schemas.microsoft.com/office/word/2010/wordprocessingShape" xmlns:wpsCustomData="http://www.wps.cn/officeDocument/2013/wpsCustomData" mc:Ignorable="w14 w15 wp14">
   <w:body>
     <w:p>
-      <w:pPr>
-        <w:keepNext w:val="0"/>
-        <w:keepLines w:val="0"/>
-        <w:pageBreakBefore w:val="0"/>
-        <w:widowControl w:val="0"/>
-        <w:kinsoku/>
-        <w:wordWrap/>
-        <w:overflowPunct/>
-        <w:topLinePunct w:val="0"/>
-        <w:autoSpaceDE/>
-        <w:autoSpaceDN/>
-        <w:bidi w:val="0"/>
-        <w:adjustRightInd/>
-        <w:snapToGrid/>
-        <w:spacing w:line="588" w:lineRule="exact"/>
-        <w:ind w:firstLine="680" w:firstLineChars="200"/>
-        <w:textAlignment w:val="auto"/>
-        <w:rPr>
-          <w:rFonts w:hint="default" w:ascii="Times New Roman" w:hAnsi="Times New Roman" w:eastAsia="仿宋_GB2312" w:cs="Times New Roman"/>
-          <w:sz w:val="34"/>
-          <w:szCs w:val="34"/>
-        </w:rPr>
-      </w:pPr>
-    </w:p>
-    <w:p>
-      <w:pPr>
-        <w:keepNext w:val="0"/>
-        <w:keepLines w:val="0"/>
-        <w:pageBreakBefore w:val="0"/>
-        <w:widowControl w:val="0"/>
-        <w:kinsoku/>
-        <w:wordWrap/>
-        <w:overflowPunct/>
-        <w:topLinePunct w:val="0"/>
-        <w:autoSpaceDE/>
-        <w:autoSpaceDN/>
-        <w:bidi w:val="0"/>
-        <w:adjustRightInd/>
-        <w:snapToGrid/>
-        <w:spacing w:line="588" w:lineRule="exact"/>
-        <w:jc w:val="center"/>
-        <w:textAlignment w:val="auto"/>
-        <w:rPr>
-          <w:rFonts w:hint="eastAsia" w:ascii="方正小标宋简体" w:hAnsi="方正小标宋简体" w:eastAsia="方正小标宋简体" w:cs="方正小标宋简体"/>
-          <w:sz w:val="44"/>
-          <w:szCs w:val="44"/>
-        </w:rPr>
-      </w:pPr>
       <w:r>
         <w:rPr>
-          <w:rFonts w:hint="default" w:ascii="方正小标宋简体" w:hAnsi="方正小标宋简体" w:eastAsia="方正小标宋简体" w:cs="方正小标宋简体"/>
-          <w:sz w:val="44"/>
-          <w:szCs w:val="44"/>
+          <w:rFonts w:hint="eastAsia" w:ascii="仿宋" w:hAnsi="仿宋" w:eastAsia="仿宋" w:cs="仿宋"/>
+          <w:sz w:val="32"/>
+          <w:szCs w:val="32"/>
+          <w:lang w:val="en-US" w:eastAsia="zh-CN"/>
         </w:rPr>
-        <w:t>转正</w:t>
+        <w:t>{{要求}}</w:t>
       </w:r>
-      <w:r>
-        <w:rPr>
-          <w:rFonts w:hint="eastAsia" w:ascii="方正小标宋简体" w:hAnsi="方正小标宋简体" w:eastAsia="方正小标宋简体" w:cs="方正小标宋简体"/>
-          <w:sz w:val="44"/>
-          <w:szCs w:val="44"/>
-        </w:rPr>
-        <w:t>申请书</w:t>
-      </w:r>
-    </w:p>
-    <w:p>
-      <w:pPr>
-        <w:keepNext w:val="0"/>
-        <w:keepLines w:val="0"/>
-        <w:pageBreakBefore w:val="0"/>
-        <w:widowControl w:val="0"/>
-        <w:kinsoku/>
-        <w:wordWrap/>
-        <w:overflowPunct/>
-        <w:topLinePunct w:val="0"/>
-        <w:autoSpaceDE/>
-        <w:autoSpaceDN/>
-        <w:bidi w:val="0"/>
-        <w:adjustRightInd/>
-        <w:snapToGrid/>
-        <w:spacing w:line="588" w:lineRule="exact"/>
-        <w:ind w:firstLine="680" w:firstLineChars="200"/>
-        <w:textAlignment w:val="auto"/>
-        <w:rPr>
-          <w:rFonts w:hint="default" w:ascii="Times New Roman" w:hAnsi="Times New Roman" w:eastAsia="仿宋_GB2312" w:cs="Times New Roman"/>
-          <w:sz w:val="34"/>
-          <w:szCs w:val="34"/>
-        </w:rPr>
-      </w:pPr>
-    </w:p>
-    <w:p>
-      <w:pPr>
-        <w:keepNext w:val="0"/>
-        <w:keepLines w:val="0"/>
-        <w:pageBreakBefore w:val="0"/>
-        <w:widowControl w:val="0"/>
-        <w:kinsoku/>
-        <w:wordWrap/>
-        <w:overflowPunct/>
-        <w:topLinePunct w:val="0"/>
-        <w:autoSpaceDE/>
-        <w:autoSpaceDN/>
-        <w:bidi w:val="0"/>
-        <w:adjustRightInd/>
-        <w:snapToGrid/>
-        <w:spacing w:line="588" w:lineRule="exact"/>
-        <w:ind w:firstLine="680" w:firstLineChars="200"/>
-        <w:textAlignment w:val="auto"/>
-        <w:rPr>
-          <w:rFonts w:hint="default" w:ascii="Times New Roman" w:hAnsi="Times New Roman" w:eastAsia="仿宋_GB2312" w:cs="Times New Roman"/>
-          <w:sz w:val="34"/>
-          <w:szCs w:val="34"/>
-        </w:rPr>
-      </w:pPr>
-      <w:r>
-        <w:rPr>
-          <w:rFonts w:hint="default" w:ascii="Times New Roman" w:hAnsi="Times New Roman" w:eastAsia="仿宋_GB2312" w:cs="Times New Roman"/>
-          <w:sz w:val="34"/>
-          <w:szCs w:val="34"/>
-        </w:rPr>
-        <w:t>预备党员在转正申请中，应当通过回顾总结在预备期间的表现，对照党员标准检查自己，肯定成绩和进步，找出差距和今后的努力方向，表明自己的决心。对于入党时应向而未向党组织说明的问题，或在预备期间发生的应向党组织说明的问题，应在转正申请中写清楚。转正申请要实事求是，不能为了按期转正而文过饰非，掩盖缺点和不足。转正申请一般应由预备党员手写。</w:t>
-      </w:r>
-    </w:p>
-    <w:p>
       <w:bookmarkStart w:id="0" w:name="_GoBack"/>
       <w:bookmarkEnd w:id="0"/>
     </w:p>
     <w:sectPr>
       <w:pgSz w:w="11906" w:h="16838"/>
-      <w:pgMar w:top="1440" w:right="1800" w:bottom="1440" w:left="1800" w:header="851" w:footer="992" w:gutter="0"/>
+      <w:pgMar w:top="2041" w:right="1559" w:bottom="1531" w:left="1559" w:header="851" w:footer="992" w:gutter="0"/>
       <w:cols w:space="720" w:num="1"/>
       <w:docGrid w:type="lines" w:linePitch="312" w:charSpace="0"/>
     </w:sectPr>
@@ -151,7 +36,7 @@
     <w:pPrDefault/>
   </w:docDefaults>
   <w:latentStyles w:count="260" w:defQFormat="0" w:defUnhideWhenUsed="1" w:defSemiHidden="1" w:defUIPriority="99" w:defLockedState="0">
-    <w:lsdException w:unhideWhenUsed="0" w:uiPriority="0" w:semiHidden="0" w:name="Normal"/>
+    <w:lsdException w:qFormat="1" w:unhideWhenUsed="0" w:uiPriority="0" w:semiHidden="0" w:name="Normal"/>
     <w:lsdException w:qFormat="1" w:unhideWhenUsed="0" w:uiPriority="0" w:semiHidden="0" w:name="heading 1"/>
     <w:lsdException w:qFormat="1" w:uiPriority="0" w:name="heading 2"/>
     <w:lsdException w:qFormat="1" w:uiPriority="0" w:name="heading 3"/>
@@ -216,7 +101,7 @@
     <w:lsdException w:qFormat="1" w:unhideWhenUsed="0" w:uiPriority="0" w:semiHidden="0" w:name="Title"/>
     <w:lsdException w:unhideWhenUsed="0" w:uiPriority="0" w:semiHidden="0" w:name="Closing"/>
     <w:lsdException w:unhideWhenUsed="0" w:uiPriority="0" w:semiHidden="0" w:name="Signature"/>
-    <w:lsdException w:unhideWhenUsed="0" w:uiPriority="0" w:name="Default Paragraph Font"/>
+    <w:lsdException w:qFormat="1" w:unhideWhenUsed="0" w:uiPriority="0" w:name="Default Paragraph Font"/>
     <w:lsdException w:unhideWhenUsed="0" w:uiPriority="0" w:semiHidden="0" w:name="Body Text"/>
     <w:lsdException w:unhideWhenUsed="0" w:uiPriority="0" w:semiHidden="0" w:name="Body Text Indent"/>
     <w:lsdException w:unhideWhenUsed="0" w:uiPriority="0" w:semiHidden="0" w:name="List Continue"/>
@@ -402,6 +287,7 @@
   </w:latentStyles>
   <w:style w:type="paragraph" w:default="1" w:styleId="1">
     <w:name w:val="Normal"/>
+    <w:qFormat/>
     <w:uiPriority w:val="0"/>
     <w:pPr>
       <w:widowControl w:val="0"/>
@@ -418,6 +304,7 @@
   <w:style w:type="character" w:default="1" w:styleId="3">
     <w:name w:val="Default Paragraph Font"/>
     <w:semiHidden/>
+    <w:qFormat/>
     <w:uiPriority w:val="0"/>
   </w:style>
   <w:style w:type="table" w:default="1" w:styleId="2">
